--- a/Note_simplifiee_dommages_interets_CNAV.docx
+++ b/Note_simplifiee_dommages_interets_CNAV.docx
@@ -59,7 +59,7 @@
         <w:t>Avertissement.</w:t>
       </w:r>
       <w:r>
-        <w:t xml:space="preserve"> Note de travail à valider avec l'avocat. Les pensions de 963,21 € et ≈ 1 107 € sont vos chiffres : une simulation officielle de la CNAV doit les confirmer. Les montants de dommages-intérêts sont des estimations, sans garantie. Les références de jurisprudence viennent d'extraits en ligne : vérifiez-les sur Légifrance ou Doctrine avant de les citer.</w:t>
+        <w:t xml:space="preserve"> Note de travail à valider avec l'avocat. Les pensions de 963,21 € et 1 107 € sont vos chiffres : une simulation officielle de la CNAV doit les confirmer. Les montants de dommages-intérêts sont des estimations, sans garantie. Les références de jurisprudence viennent d'extraits en ligne : vérifiez-les sur Légifrance ou Doctrine avant de les citer.</w:t>
       </w:r>
     </w:p>
     <w:p>
@@ -364,7 +364,7 @@
                 <w:sz w:val="18"/>
                 <w:szCs w:val="18"/>
               </w:rPr>
-              <w:t>≈ 1 107 € (soit 307 € de plus)</w:t>
+              <w:t>1 107 € (soit 307 € de plus)</w:t>
             </w:r>
           </w:p>
         </w:tc>
@@ -981,7 +981,7 @@
                 <w:sz w:val="18"/>
                 <w:szCs w:val="18"/>
               </w:rPr>
-              <w:t>225,19 € / mois</w:t>
+              <w:t>963,21 € / mois</w:t>
             </w:r>
           </w:p>
         </w:tc>
@@ -1010,7 +1010,7 @@
                 <w:sz w:val="18"/>
                 <w:szCs w:val="18"/>
               </w:rPr>
-              <w:t>295,33 € / mois</w:t>
+              <w:t>1 107 € / mois</w:t>
             </w:r>
           </w:p>
         </w:tc>
@@ -1131,7 +1131,7 @@
                 <w:sz w:val="18"/>
                 <w:szCs w:val="18"/>
               </w:rPr>
-              <w:t>≈ 1 107 € / mois</w:t>
+              <w:t>1 107 € / mois</w:t>
             </w:r>
           </w:p>
         </w:tc>
@@ -4183,7 +4183,7 @@
         <w:spacing w:after="100" w:line="276" w:lineRule="auto"/>
       </w:pPr>
       <w:r>
-        <w:t>Vous gardez les 4 trimestres acquis en 2025-2026 et ceux jusqu'en décembre 2027 : la pension passe à ≈ 1 107 € par mois. Mais la CNAV ne vous doit aucun arriéré pour mai 2023 – novembre 2027. Ces 55 mois sont à réparer par des dommages-intérêts.</w:t>
+        <w:t>Vous gardez les 4 trimestres acquis en 2025-2026 et ceux jusqu'en décembre 2027 : la pension passe à 1 107 € par mois. Mais la CNAV ne vous doit aucun arriéré pour mai 2023 – novembre 2027. Ces 55 mois sont à réparer par des dommages-intérêts.</w:t>
       </w:r>
     </w:p>
     <w:p>
@@ -6089,7 +6089,7 @@
                 <w:sz w:val="18"/>
                 <w:szCs w:val="18"/>
               </w:rPr>
-              <w:t>≈ 1 107 €</w:t>
+              <w:t>1 107 €</w:t>
             </w:r>
           </w:p>
         </w:tc>

--- a/Note_simplifiee_dommages_interets_CNAV.docx
+++ b/Note_simplifiee_dommages_interets_CNAV.docx
@@ -59,7 +59,7 @@
         <w:t>Avertissement.</w:t>
       </w:r>
       <w:r>
-        <w:t xml:space="preserve"> Note de travail à valider avec l'avocat. Les pensions de 963,21 € et 1 107 € sont vos chiffres : une simulation officielle de la CNAV doit les confirmer. Les montants de dommages-intérêts sont des estimations, sans garantie. Les références de jurisprudence viennent d'extraits en ligne : vérifiez-les sur Légifrance ou Doctrine avant de les citer.</w:t>
+        <w:t xml:space="preserve"> Note de travail à valider avec l'avocat. Les pensions de 875,46 € et 1 107 € sont vos chiffres : une simulation officielle de la CNAV doit les confirmer. Les montants de dommages-intérêts sont des estimations, sans garantie. Les références de jurisprudence viennent d'extraits en ligne : vérifiez-les sur Légifrance ou Doctrine avant de les citer.</w:t>
       </w:r>
     </w:p>
     <w:p>
@@ -335,7 +335,7 @@
               <w:spacing w:after="30"/>
             </w:pPr>
             <w:r>
-              <w:t>963,21 euros</w:t>
+              <w:t>875,46 euros</w:t>
             </w:r>
           </w:p>
         </w:tc>
@@ -427,7 +427,7 @@
                 <w:sz w:val="18"/>
                 <w:szCs w:val="18"/>
               </w:rPr>
-              <w:t>≈ 32 963,21 € d'arriérés (dus de plein droit)</w:t>
+              <w:t>≈ 32 875,46 € d'arriérés (dus de plein droit)</w:t>
             </w:r>
           </w:p>
         </w:tc>
@@ -981,7 +981,7 @@
                 <w:sz w:val="18"/>
                 <w:szCs w:val="18"/>
               </w:rPr>
-              <w:t>963,21 € / mois</w:t>
+              <w:t>875,46 € / mois</w:t>
             </w:r>
           </w:p>
         </w:tc>
@@ -1102,7 +1102,7 @@
                 <w:sz w:val="18"/>
                 <w:szCs w:val="18"/>
               </w:rPr>
-              <w:t>963,21 € / mois</w:t>
+              <w:t>875,46 € / mois</w:t>
             </w:r>
           </w:p>
         </w:tc>
@@ -1327,7 +1327,7 @@
         <w:t>La situation « sans faute ».</w:t>
       </w:r>
       <w:r>
-        <w:t xml:space="preserve"> Sans l'erreur de la CNAV, vous auriez touché 963,21 € par mois dès le 1er mai 2023. Le juge compare toujours votre situation actuelle à cette situation. La réparation doit couvrir votre perte, sans vous enrichir.</w:t>
+        <w:t xml:space="preserve"> Sans l'erreur de la CNAV, vous auriez touché 875,46 € par mois dès le 1er mai 2023. Le juge compare toujours votre situation actuelle à cette situation. La réparation doit couvrir votre perte, sans vous enrichir.</w:t>
       </w:r>
     </w:p>
     <w:p>
@@ -2060,7 +2060,7 @@
         <w:spacing w:after="100" w:line="276" w:lineRule="auto"/>
       </w:pPr>
       <w:r>
-        <w:t>La pension est calculée à 963,21 € par mois à partir du 1er mai 2023. La CNAV doit vous verser tout ce qui est dû depuis cette date. En échange, vos années de travail récentes ne comptent plus pour la retraite.</w:t>
+        <w:t>La pension est calculée à 875,46 € par mois à partir du 1er mai 2023. La CNAV doit vous verser tout ce qui est dû depuis cette date. En échange, vos années de travail récentes ne comptent plus pour la retraite.</w:t>
       </w:r>
     </w:p>
     <w:p>
@@ -2262,7 +2262,7 @@
                 <w:sz w:val="18"/>
                 <w:szCs w:val="18"/>
               </w:rPr>
-              <w:t>963,21 €</w:t>
+              <w:t>875,46 €</w:t>
             </w:r>
           </w:p>
         </w:tc>
@@ -2452,7 +2452,7 @@
                 <w:sz w:val="18"/>
                 <w:szCs w:val="18"/>
               </w:rPr>
-              <w:t>≈ 32 963,21 €</w:t>
+              <w:t>≈ 32 875,46 €</w:t>
             </w:r>
           </w:p>
         </w:tc>
@@ -2484,7 +2484,7 @@
                 <w:sz w:val="18"/>
                 <w:szCs w:val="18"/>
               </w:rPr>
-              <w:t>41 × 963,21 €. Ensuite + 963,21 € par mois jusqu'au paiement.</w:t>
+              <w:t>41 × 875,46 €. Ensuite + 875,46 € par mois jusqu'au paiement.</w:t>
             </w:r>
           </w:p>
         </w:tc>
@@ -3886,7 +3886,7 @@
                 <w:sz w:val="18"/>
                 <w:szCs w:val="18"/>
               </w:rPr>
-              <w:t>≈ 32 963,21 €</w:t>
+              <w:t>≈ 32 875,46 €</w:t>
             </w:r>
           </w:p>
         </w:tc>
@@ -4163,7 +4163,7 @@
         <w:t>Pourquoi je ne demande pas 66 000 € en option A.</w:t>
       </w:r>
       <w:r>
-        <w:t xml:space="preserve"> La différence de 307 € par mois (1 107 € contre 963,21 €) n'est pas une perte par rapport à la situation « sans faute » : vous auriez eu 963,21 € dès 2023. La CNAV le soulèverait et le juge le refuserait.</w:t>
+        <w:t xml:space="preserve"> La différence de 307 € par mois (1 107 € contre 875,46 €) n'est pas une perte par rapport à la situation « sans faute » : vous auriez eu 875,46 € dès 2023. La CNAV le soulèverait et le juge le refuserait.</w:t>
       </w:r>
     </w:p>
     <w:p>
@@ -4203,7 +4203,7 @@
         <w:spacing w:after="100" w:line="276" w:lineRule="auto"/>
       </w:pPr>
       <w:r>
-        <w:t xml:space="preserve">Le calcul est simple : 55 mois × 963,21 € = </w:t>
+        <w:t xml:space="preserve">Le calcul est simple : 55 mois × 875,46 € = </w:t>
       </w:r>
       <w:r>
         <w:rPr>
@@ -4293,7 +4293,7 @@
         <w:t>Le préjudice est certain.</w:t>
       </w:r>
       <w:r>
-        <w:t xml:space="preserve"> Une simulation officielle montre les 963,21 € par mois ; le compte débiteur puis clôturé prouve que cette pension vous manquait.</w:t>
+        <w:t xml:space="preserve"> Une simulation officielle montre les 875,46 € par mois ; le compte débiteur puis clôturé prouve que cette pension vous manquait.</w:t>
       </w:r>
     </w:p>
     <w:p>
@@ -4587,7 +4587,7 @@
                 <w:sz w:val="18"/>
                 <w:szCs w:val="18"/>
               </w:rPr>
-              <w:t>30 963,21 €</w:t>
+              <w:t>30 875,46 €</w:t>
             </w:r>
           </w:p>
         </w:tc>
@@ -6060,7 +6060,7 @@
                 <w:sz w:val="18"/>
                 <w:szCs w:val="18"/>
               </w:rPr>
-              <w:t>963,21 €</w:t>
+              <w:t>875,46 €</w:t>
             </w:r>
           </w:p>
         </w:tc>
@@ -6152,7 +6152,7 @@
                 <w:sz w:val="18"/>
                 <w:szCs w:val="18"/>
               </w:rPr>
-              <w:t>≈ 32 963,21 € d'arriérés + intérêts</w:t>
+              <w:t>≈ 32 875,46 € d'arriérés + intérêts</w:t>
             </w:r>
           </w:p>
         </w:tc>
